--- a/Documentation/DAR_Portal_Installation_Guide.docx
+++ b/Documentation/DAR_Portal_Installation_Guide.docx
@@ -128,9 +128,9 @@
         <w:tblW w:type="dxa" w:w="9300"/>
         <w:tblBorders>
           <w:top w:val="single" w:color="auto" w:sz="4"/>
-          <w:left w:val="single" w:color="auto" w:sz="4"/>
+          <w:start w:val="single" w:color="auto" w:sz="4"/>
           <w:bottom w:val="single" w:color="auto" w:sz="4"/>
-          <w:right w:val="single" w:color="auto" w:sz="4"/>
+          <w:end w:val="single" w:color="auto" w:sz="4"/>
           <w:insideH w:val="single" w:color="auto" w:sz="4"/>
           <w:insideV w:val="single" w:color="auto" w:sz="4"/>
         </w:tblBorders>
@@ -450,9 +450,9 @@
         <w:tblW w:type="dxa" w:w="9300"/>
         <w:tblBorders>
           <w:top w:val="single" w:color="auto" w:sz="4"/>
-          <w:left w:val="single" w:color="auto" w:sz="4"/>
+          <w:start w:val="single" w:color="auto" w:sz="4"/>
           <w:bottom w:val="single" w:color="auto" w:sz="4"/>
-          <w:right w:val="single" w:color="auto" w:sz="4"/>
+          <w:end w:val="single" w:color="auto" w:sz="4"/>
           <w:insideH w:val="single" w:color="auto" w:sz="4"/>
           <w:insideV w:val="single" w:color="auto" w:sz="4"/>
         </w:tblBorders>
@@ -891,9 +891,9 @@
         <w:tblW w:type="dxa" w:w="9300"/>
         <w:tblBorders>
           <w:top w:val="single" w:color="auto" w:sz="4"/>
-          <w:left w:val="single" w:color="auto" w:sz="4"/>
+          <w:start w:val="single" w:color="auto" w:sz="4"/>
           <w:bottom w:val="single" w:color="auto" w:sz="4"/>
-          <w:right w:val="single" w:color="auto" w:sz="4"/>
+          <w:end w:val="single" w:color="auto" w:sz="4"/>
           <w:insideH w:val="single" w:color="auto" w:sz="4"/>
           <w:insideV w:val="single" w:color="auto" w:sz="4"/>
         </w:tblBorders>
@@ -1741,9 +1741,9 @@
         <w:tblW w:type="dxa" w:w="9300"/>
         <w:tblBorders>
           <w:top w:val="single" w:color="auto" w:sz="4"/>
-          <w:left w:val="single" w:color="auto" w:sz="4"/>
+          <w:start w:val="single" w:color="auto" w:sz="4"/>
           <w:bottom w:val="single" w:color="auto" w:sz="4"/>
-          <w:right w:val="single" w:color="auto" w:sz="4"/>
+          <w:end w:val="single" w:color="auto" w:sz="4"/>
           <w:insideH w:val="single" w:color="auto" w:sz="4"/>
           <w:insideV w:val="single" w:color="auto" w:sz="4"/>
         </w:tblBorders>
@@ -2567,6 +2567,34 @@
     </w:p>
     <w:p/>
     <w:p>
+      <w:pPr>
+        <w:pStyle w:val="Heading3"/>
+        <w:spacing w:before="180" w:after="80"/>
+      </w:pPr>
+      <w:r>
+        <w:rPr>
+          <w:rFonts w:ascii="Calibri" w:cs="Calibri" w:eastAsia="Calibri" w:hAnsi="Calibri"/>
+          <w:b/>
+          <w:bCs/>
+          <w:color w:val="374151"/>
+          <w:sz w:val="22"/>
+          <w:szCs w:val="22"/>
+        </w:rPr>
+        <w:t xml:space="preserve">2.3.1 Add PostgreSQL Data Source in Grafana</w:t>
+      </w:r>
+    </w:p>
+    <w:p>
+      <w:pPr>
+        <w:spacing w:before="0" w:after="120"/>
+      </w:pPr>
+      <w:r>
+        <w:rPr>
+          <w:rFonts w:ascii="Calibri" w:cs="Calibri" w:eastAsia="Calibri" w:hAnsi="Calibri"/>
+          <w:sz w:val="20"/>
+          <w:szCs w:val="20"/>
+        </w:rPr>
+        <w:t xml:space="preserve">The DAR Portal dashboards require a PostgreSQL data source named exactly </w:t>
+      </w:r>
       <w:r>
         <w:rPr>
           <w:rFonts w:ascii="Calibri" w:cs="Calibri" w:eastAsia="Calibri" w:hAnsi="Calibri"/>
@@ -2575,7 +2603,995 @@
           <w:sz w:val="20"/>
           <w:szCs w:val="20"/>
         </w:rPr>
-        <w:t xml:space="preserve">Add PostgreSQL data source in Grafana:</w:t>
+        <w:t xml:space="preserve">AWR_Parser_PG</w:t>
+      </w:r>
+      <w:r>
+        <w:rPr>
+          <w:rFonts w:ascii="Calibri" w:cs="Calibri" w:eastAsia="Calibri" w:hAnsi="Calibri"/>
+          <w:sz w:val="20"/>
+          <w:szCs w:val="20"/>
+        </w:rPr>
+        <w:t xml:space="preserve"> to be configured in Grafana. The dashboards will not display any data until this data source exists with the correct name.</w:t>
+      </w:r>
+    </w:p>
+    <w:p>
+      <w:pPr>
+        <w:pBdr>
+          <w:left w:val="single" w:color="DC2626" w:sz="16"/>
+        </w:pBdr>
+        <w:shd w:val="clear" w:color="auto" w:fill="F5F7FA"/>
+        <w:spacing w:before="100" w:after="100"/>
+      </w:pPr>
+      <w:r>
+        <w:rPr>
+          <w:rFonts w:ascii="Calibri" w:cs="Calibri" w:eastAsia="Calibri" w:hAnsi="Calibri"/>
+          <w:b/>
+          <w:bCs/>
+          <w:color w:val="DC2626"/>
+          <w:sz w:val="17"/>
+          <w:szCs w:val="17"/>
+        </w:rPr>
+        <w:t xml:space="preserve">IMPORTANT  </w:t>
+      </w:r>
+      <w:r>
+        <w:rPr>
+          <w:rFonts w:ascii="Calibri" w:cs="Calibri" w:eastAsia="Calibri" w:hAnsi="Calibri"/>
+          <w:sz w:val="18"/>
+          <w:szCs w:val="18"/>
+        </w:rPr>
+        <w:t xml:space="preserve">The data source name must be exactly "AWR_Parser_PG" — case-sensitive. Grafana dashboard JSON files reference this name directly. Any other name will cause all dashboards to show "No data".</w:t>
+      </w:r>
+    </w:p>
+    <w:p>
+      <w:pPr>
+        <w:spacing w:after="80"/>
+      </w:pPr>
+    </w:p>
+    <w:p>
+      <w:pPr>
+        <w:spacing w:before="0" w:after="80"/>
+      </w:pPr>
+      <w:r>
+        <w:rPr>
+          <w:rFonts w:ascii="Calibri" w:cs="Calibri" w:eastAsia="Calibri" w:hAnsi="Calibri"/>
+          <w:b/>
+          <w:bCs/>
+          <w:sz w:val="20"/>
+          <w:szCs w:val="20"/>
+        </w:rPr>
+        <w:t xml:space="preserve">Follow these steps in the Grafana UI:</w:t>
+      </w:r>
+    </w:p>
+    <w:p>
+      <w:pPr>
+        <w:spacing w:before="0" w:after="60"/>
+      </w:pPr>
+      <w:r>
+        <w:rPr>
+          <w:rFonts w:ascii="Calibri" w:cs="Calibri" w:eastAsia="Calibri" w:hAnsi="Calibri"/>
+          <w:b/>
+          <w:bCs/>
+          <w:color w:val="034EA1"/>
+          <w:sz w:val="20"/>
+          <w:szCs w:val="20"/>
+        </w:rPr>
+        <w:t xml:space="preserve">Step 1 — Open Grafana in your browser</w:t>
+      </w:r>
+    </w:p>
+    <w:p>
+      <w:pPr>
+        <w:spacing w:before="0" w:after="60"/>
+      </w:pPr>
+      <w:r>
+        <w:rPr>
+          <w:rFonts w:ascii="Calibri" w:cs="Calibri" w:eastAsia="Calibri" w:hAnsi="Calibri"/>
+          <w:sz w:val="20"/>
+          <w:szCs w:val="20"/>
+        </w:rPr>
+        <w:t xml:space="preserve">Navigate to: http://localhost:3000  (or http://&lt;server&gt;:3000 from a remote machine)</w:t>
+      </w:r>
+    </w:p>
+    <w:p>
+      <w:pPr>
+        <w:spacing w:before="0" w:after="100"/>
+      </w:pPr>
+      <w:r>
+        <w:rPr>
+          <w:rFonts w:ascii="Calibri" w:cs="Calibri" w:eastAsia="Calibri" w:hAnsi="Calibri"/>
+          <w:sz w:val="20"/>
+          <w:szCs w:val="20"/>
+        </w:rPr>
+        <w:t xml:space="preserve">Login with: admin / admin  (or the password set in conf\custom.ini)</w:t>
+      </w:r>
+    </w:p>
+    <w:p>
+      <w:pPr>
+        <w:spacing w:before="0" w:after="60"/>
+      </w:pPr>
+      <w:r>
+        <w:rPr>
+          <w:rFonts w:ascii="Calibri" w:cs="Calibri" w:eastAsia="Calibri" w:hAnsi="Calibri"/>
+          <w:b/>
+          <w:bCs/>
+          <w:color w:val="034EA1"/>
+          <w:sz w:val="20"/>
+          <w:szCs w:val="20"/>
+        </w:rPr>
+        <w:t xml:space="preserve">Step 2 — Go to Connections</w:t>
+      </w:r>
+    </w:p>
+    <w:p>
+      <w:pPr>
+        <w:spacing w:before="0" w:after="100"/>
+      </w:pPr>
+      <w:r>
+        <w:rPr>
+          <w:rFonts w:ascii="Calibri" w:cs="Calibri" w:eastAsia="Calibri" w:hAnsi="Calibri"/>
+          <w:sz w:val="20"/>
+          <w:szCs w:val="20"/>
+        </w:rPr>
+        <w:t xml:space="preserve">In the left sidebar: click Connections → Data sources</w:t>
+      </w:r>
+    </w:p>
+    <w:p>
+      <w:pPr>
+        <w:spacing w:before="0" w:after="60"/>
+      </w:pPr>
+      <w:r>
+        <w:rPr>
+          <w:rFonts w:ascii="Calibri" w:cs="Calibri" w:eastAsia="Calibri" w:hAnsi="Calibri"/>
+          <w:b/>
+          <w:bCs/>
+          <w:color w:val="034EA1"/>
+          <w:sz w:val="20"/>
+          <w:szCs w:val="20"/>
+        </w:rPr>
+        <w:t xml:space="preserve">Step 3 — Add a new data source</w:t>
+      </w:r>
+    </w:p>
+    <w:p>
+      <w:pPr>
+        <w:spacing w:before="0" w:after="60"/>
+      </w:pPr>
+      <w:r>
+        <w:rPr>
+          <w:rFonts w:ascii="Calibri" w:cs="Calibri" w:eastAsia="Calibri" w:hAnsi="Calibri"/>
+          <w:sz w:val="20"/>
+          <w:szCs w:val="20"/>
+        </w:rPr>
+        <w:t xml:space="preserve">Click the blue "Add new data source" button (top right)</w:t>
+      </w:r>
+    </w:p>
+    <w:p>
+      <w:pPr>
+        <w:spacing w:before="0" w:after="60"/>
+      </w:pPr>
+      <w:r>
+        <w:rPr>
+          <w:rFonts w:ascii="Calibri" w:cs="Calibri" w:eastAsia="Calibri" w:hAnsi="Calibri"/>
+          <w:sz w:val="20"/>
+          <w:szCs w:val="20"/>
+        </w:rPr>
+        <w:t xml:space="preserve">In the search box, type: PostgreSQL</w:t>
+      </w:r>
+    </w:p>
+    <w:p>
+      <w:pPr>
+        <w:spacing w:before="0" w:after="100"/>
+      </w:pPr>
+      <w:r>
+        <w:rPr>
+          <w:rFonts w:ascii="Calibri" w:cs="Calibri" w:eastAsia="Calibri" w:hAnsi="Calibri"/>
+          <w:sz w:val="20"/>
+          <w:szCs w:val="20"/>
+        </w:rPr>
+        <w:t xml:space="preserve">Click the PostgreSQL option to select it</w:t>
+      </w:r>
+    </w:p>
+    <w:p>
+      <w:pPr>
+        <w:spacing w:before="0" w:after="80"/>
+      </w:pPr>
+      <w:r>
+        <w:rPr>
+          <w:rFonts w:ascii="Calibri" w:cs="Calibri" w:eastAsia="Calibri" w:hAnsi="Calibri"/>
+          <w:b/>
+          <w:bCs/>
+          <w:color w:val="034EA1"/>
+          <w:sz w:val="20"/>
+          <w:szCs w:val="20"/>
+        </w:rPr>
+        <w:t xml:space="preserve">Step 4 — Fill in connection details</w:t>
+      </w:r>
+    </w:p>
+    <w:tbl>
+      <w:tblPr>
+        <w:tblW w:w="9300" w:type="dxa"/>
+        <w:tblBorders>
+          <w:insideH w:val="single" w:color="E5E7EB" w:sz="4"/>
+          <w:insideV w:val="single" w:color="E5E7EB" w:sz="4"/>
+        </w:tblBorders>
+        <w:tblLayout w:type="fixed"/>
+      </w:tblPr>
+      <w:tblGrid>
+        <w:gridCol w:w="2000"/>
+        <w:gridCol w:w="2800"/>
+        <w:gridCol w:w="4500"/>
+      </w:tblGrid>
+      <w:tr>
+        <w:trPr>
+          <w:tblHeader/>
+        </w:trPr>
+        <w:tc>
+          <w:tcPr>
+            <w:tcW w:w="2000" w:type="dxa"/>
+            <w:shd w:val="clear" w:color="auto" w:fill="034EA1"/>
+          </w:tcPr>
+          <w:p>
+            <w:pPr>
+              <w:spacing w:before="60" w:after="60"/>
+              <w:ind w:left="80"/>
+            </w:pPr>
+            <w:r>
+              <w:rPr>
+                <w:rFonts w:ascii="Calibri" w:cs="Calibri" w:eastAsia="Calibri" w:hAnsi="Calibri"/>
+                <w:b/>
+                <w:bCs/>
+                <w:color w:val="FFFFFF"/>
+                <w:sz w:val="18"/>
+                <w:szCs w:val="18"/>
+              </w:rPr>
+              <w:t xml:space="preserve">Field</w:t>
+            </w:r>
+          </w:p>
+        </w:tc>
+        <w:tc>
+          <w:tcPr>
+            <w:tcW w:w="2800" w:type="dxa"/>
+            <w:shd w:val="clear" w:color="auto" w:fill="034EA1"/>
+          </w:tcPr>
+          <w:p>
+            <w:pPr>
+              <w:spacing w:before="60" w:after="60"/>
+              <w:ind w:left="80"/>
+            </w:pPr>
+            <w:r>
+              <w:rPr>
+                <w:rFonts w:ascii="Calibri" w:cs="Calibri" w:eastAsia="Calibri" w:hAnsi="Calibri"/>
+                <w:b/>
+                <w:bCs/>
+                <w:color w:val="FFFFFF"/>
+                <w:sz w:val="18"/>
+                <w:szCs w:val="18"/>
+              </w:rPr>
+              <w:t xml:space="preserve">Value</w:t>
+            </w:r>
+          </w:p>
+        </w:tc>
+        <w:tc>
+          <w:tcPr>
+            <w:tcW w:w="4500" w:type="dxa"/>
+            <w:shd w:val="clear" w:color="auto" w:fill="034EA1"/>
+          </w:tcPr>
+          <w:p>
+            <w:pPr>
+              <w:spacing w:before="60" w:after="60"/>
+              <w:ind w:left="80"/>
+            </w:pPr>
+            <w:r>
+              <w:rPr>
+                <w:rFonts w:ascii="Calibri" w:cs="Calibri" w:eastAsia="Calibri" w:hAnsi="Calibri"/>
+                <w:b/>
+                <w:bCs/>
+                <w:color w:val="FFFFFF"/>
+                <w:sz w:val="18"/>
+                <w:szCs w:val="18"/>
+              </w:rPr>
+              <w:t xml:space="preserve">Notes</w:t>
+            </w:r>
+          </w:p>
+        </w:tc>
+      </w:tr>
+      <w:tr>
+        <w:tc>
+          <w:tcPr>
+            <w:tcW w:w="2000" w:type="dxa"/>
+          </w:tcPr>
+          <w:p>
+            <w:pPr>
+              <w:spacing w:before="60" w:after="60"/>
+              <w:ind w:left="80"/>
+            </w:pPr>
+            <w:r>
+              <w:rPr>
+                <w:rFonts w:ascii="Calibri" w:cs="Calibri" w:eastAsia="Calibri" w:hAnsi="Calibri"/>
+                <w:sz w:val="18"/>
+                <w:szCs w:val="18"/>
+              </w:rPr>
+              <w:t xml:space="preserve">Name</w:t>
+            </w:r>
+          </w:p>
+        </w:tc>
+        <w:tc>
+          <w:tcPr>
+            <w:tcW w:w="2800" w:type="dxa"/>
+          </w:tcPr>
+          <w:p>
+            <w:pPr>
+              <w:spacing w:before="60" w:after="60"/>
+              <w:ind w:left="80"/>
+            </w:pPr>
+            <w:r>
+              <w:rPr>
+                <w:rFonts w:ascii="Calibri" w:cs="Calibri" w:eastAsia="Calibri" w:hAnsi="Calibri"/>
+                <w:sz w:val="18"/>
+                <w:szCs w:val="18"/>
+              </w:rPr>
+              <w:t xml:space="preserve">AWR_Parser_PG</w:t>
+            </w:r>
+          </w:p>
+        </w:tc>
+        <w:tc>
+          <w:tcPr>
+            <w:tcW w:w="4500" w:type="dxa"/>
+          </w:tcPr>
+          <w:p>
+            <w:pPr>
+              <w:spacing w:before="60" w:after="60"/>
+              <w:ind w:left="80"/>
+            </w:pPr>
+            <w:r>
+              <w:rPr>
+                <w:rFonts w:ascii="Calibri" w:cs="Calibri" w:eastAsia="Calibri" w:hAnsi="Calibri"/>
+                <w:sz w:val="18"/>
+                <w:szCs w:val="18"/>
+              </w:rPr>
+              <w:t xml:space="preserve">Exact name — dashboards depend on this</w:t>
+            </w:r>
+          </w:p>
+        </w:tc>
+      </w:tr>
+      <w:tr>
+        <w:tc>
+          <w:tcPr>
+            <w:tcW w:w="2000" w:type="dxa"/>
+            <w:shd w:val="clear" w:color="auto" w:fill="F5F7FA"/>
+          </w:tcPr>
+          <w:p>
+            <w:pPr>
+              <w:spacing w:before="60" w:after="60"/>
+              <w:ind w:left="80"/>
+            </w:pPr>
+            <w:r>
+              <w:rPr>
+                <w:rFonts w:ascii="Calibri" w:cs="Calibri" w:eastAsia="Calibri" w:hAnsi="Calibri"/>
+                <w:sz w:val="18"/>
+                <w:szCs w:val="18"/>
+              </w:rPr>
+              <w:t xml:space="preserve">Host URL</w:t>
+            </w:r>
+          </w:p>
+        </w:tc>
+        <w:tc>
+          <w:tcPr>
+            <w:tcW w:w="2800" w:type="dxa"/>
+            <w:shd w:val="clear" w:color="auto" w:fill="F5F7FA"/>
+          </w:tcPr>
+          <w:p>
+            <w:pPr>
+              <w:spacing w:before="60" w:after="60"/>
+              <w:ind w:left="80"/>
+            </w:pPr>
+            <w:r>
+              <w:rPr>
+                <w:rFonts w:ascii="Calibri" w:cs="Calibri" w:eastAsia="Calibri" w:hAnsi="Calibri"/>
+                <w:sz w:val="18"/>
+                <w:szCs w:val="18"/>
+              </w:rPr>
+              <w:t xml:space="preserve">localhost:5432</w:t>
+            </w:r>
+          </w:p>
+        </w:tc>
+        <w:tc>
+          <w:tcPr>
+            <w:tcW w:w="4500" w:type="dxa"/>
+            <w:shd w:val="clear" w:color="auto" w:fill="F5F7FA"/>
+          </w:tcPr>
+          <w:p>
+            <w:pPr>
+              <w:spacing w:before="60" w:after="60"/>
+              <w:ind w:left="80"/>
+            </w:pPr>
+            <w:r>
+              <w:rPr>
+                <w:rFonts w:ascii="Calibri" w:cs="Calibri" w:eastAsia="Calibri" w:hAnsi="Calibri"/>
+                <w:sz w:val="18"/>
+                <w:szCs w:val="18"/>
+              </w:rPr>
+              <w:t xml:space="preserve">Use server IP if Grafana is on a different machine</w:t>
+            </w:r>
+          </w:p>
+        </w:tc>
+      </w:tr>
+      <w:tr>
+        <w:tc>
+          <w:tcPr>
+            <w:tcW w:w="2000" w:type="dxa"/>
+          </w:tcPr>
+          <w:p>
+            <w:pPr>
+              <w:spacing w:before="60" w:after="60"/>
+              <w:ind w:left="80"/>
+            </w:pPr>
+            <w:r>
+              <w:rPr>
+                <w:rFonts w:ascii="Calibri" w:cs="Calibri" w:eastAsia="Calibri" w:hAnsi="Calibri"/>
+                <w:sz w:val="18"/>
+                <w:szCs w:val="18"/>
+              </w:rPr>
+              <w:t xml:space="preserve">Database</w:t>
+            </w:r>
+          </w:p>
+        </w:tc>
+        <w:tc>
+          <w:tcPr>
+            <w:tcW w:w="2800" w:type="dxa"/>
+          </w:tcPr>
+          <w:p>
+            <w:pPr>
+              <w:spacing w:before="60" w:after="60"/>
+              <w:ind w:left="80"/>
+            </w:pPr>
+            <w:r>
+              <w:rPr>
+                <w:rFonts w:ascii="Calibri" w:cs="Calibri" w:eastAsia="Calibri" w:hAnsi="Calibri"/>
+                <w:sz w:val="18"/>
+                <w:szCs w:val="18"/>
+              </w:rPr>
+              <w:t xml:space="preserve">postgres</w:t>
+            </w:r>
+          </w:p>
+        </w:tc>
+        <w:tc>
+          <w:tcPr>
+            <w:tcW w:w="4500" w:type="dxa"/>
+          </w:tcPr>
+          <w:p>
+            <w:pPr>
+              <w:spacing w:before="60" w:after="60"/>
+              <w:ind w:left="80"/>
+            </w:pPr>
+            <w:r>
+              <w:rPr>
+                <w:rFonts w:ascii="Calibri" w:cs="Calibri" w:eastAsia="Calibri" w:hAnsi="Calibri"/>
+                <w:sz w:val="18"/>
+                <w:szCs w:val="18"/>
+              </w:rPr>
+              <w:t xml:space="preserve">The PostgreSQL database where portal schema is installed</w:t>
+            </w:r>
+          </w:p>
+        </w:tc>
+      </w:tr>
+      <w:tr>
+        <w:tc>
+          <w:tcPr>
+            <w:tcW w:w="2000" w:type="dxa"/>
+            <w:shd w:val="clear" w:color="auto" w:fill="F5F7FA"/>
+          </w:tcPr>
+          <w:p>
+            <w:pPr>
+              <w:spacing w:before="60" w:after="60"/>
+              <w:ind w:left="80"/>
+            </w:pPr>
+            <w:r>
+              <w:rPr>
+                <w:rFonts w:ascii="Calibri" w:cs="Calibri" w:eastAsia="Calibri" w:hAnsi="Calibri"/>
+                <w:sz w:val="18"/>
+                <w:szCs w:val="18"/>
+              </w:rPr>
+              <w:t xml:space="preserve">Username</w:t>
+            </w:r>
+          </w:p>
+        </w:tc>
+        <w:tc>
+          <w:tcPr>
+            <w:tcW w:w="2800" w:type="dxa"/>
+            <w:shd w:val="clear" w:color="auto" w:fill="F5F7FA"/>
+          </w:tcPr>
+          <w:p>
+            <w:pPr>
+              <w:spacing w:before="60" w:after="60"/>
+              <w:ind w:left="80"/>
+            </w:pPr>
+            <w:r>
+              <w:rPr>
+                <w:rFonts w:ascii="Calibri" w:cs="Calibri" w:eastAsia="Calibri" w:hAnsi="Calibri"/>
+                <w:sz w:val="18"/>
+                <w:szCs w:val="18"/>
+              </w:rPr>
+              <w:t xml:space="preserve">postgres</w:t>
+            </w:r>
+          </w:p>
+        </w:tc>
+        <w:tc>
+          <w:tcPr>
+            <w:tcW w:w="4500" w:type="dxa"/>
+            <w:shd w:val="clear" w:color="auto" w:fill="F5F7FA"/>
+          </w:tcPr>
+          <w:p>
+            <w:pPr>
+              <w:spacing w:before="60" w:after="60"/>
+              <w:ind w:left="80"/>
+            </w:pPr>
+            <w:r>
+              <w:rPr>
+                <w:rFonts w:ascii="Calibri" w:cs="Calibri" w:eastAsia="Calibri" w:hAnsi="Calibri"/>
+                <w:sz w:val="18"/>
+                <w:szCs w:val="18"/>
+              </w:rPr>
+              <w:t xml:space="preserve">PostgreSQL superuser (or DAR_PORTAL_USER — see note below)</w:t>
+            </w:r>
+          </w:p>
+        </w:tc>
+      </w:tr>
+      <w:tr>
+        <w:tc>
+          <w:tcPr>
+            <w:tcW w:w="2000" w:type="dxa"/>
+          </w:tcPr>
+          <w:p>
+            <w:pPr>
+              <w:spacing w:before="60" w:after="60"/>
+              <w:ind w:left="80"/>
+            </w:pPr>
+            <w:r>
+              <w:rPr>
+                <w:rFonts w:ascii="Calibri" w:cs="Calibri" w:eastAsia="Calibri" w:hAnsi="Calibri"/>
+                <w:sz w:val="18"/>
+                <w:szCs w:val="18"/>
+              </w:rPr>
+              <w:t xml:space="preserve">Password</w:t>
+            </w:r>
+          </w:p>
+        </w:tc>
+        <w:tc>
+          <w:tcPr>
+            <w:tcW w:w="2800" w:type="dxa"/>
+          </w:tcPr>
+          <w:p>
+            <w:pPr>
+              <w:spacing w:before="60" w:after="60"/>
+              <w:ind w:left="80"/>
+            </w:pPr>
+            <w:r>
+              <w:rPr>
+                <w:rFonts w:ascii="Calibri" w:cs="Calibri" w:eastAsia="Calibri" w:hAnsi="Calibri"/>
+                <w:sz w:val="18"/>
+                <w:szCs w:val="18"/>
+              </w:rPr>
+              <w:t xml:space="preserve">&lt;your postgres password&gt;</w:t>
+            </w:r>
+          </w:p>
+        </w:tc>
+        <w:tc>
+          <w:tcPr>
+            <w:tcW w:w="4500" w:type="dxa"/>
+          </w:tcPr>
+          <w:p>
+            <w:pPr>
+              <w:spacing w:before="60" w:after="60"/>
+              <w:ind w:left="80"/>
+            </w:pPr>
+            <w:r>
+              <w:rPr>
+                <w:rFonts w:ascii="Calibri" w:cs="Calibri" w:eastAsia="Calibri" w:hAnsi="Calibri"/>
+                <w:sz w:val="18"/>
+                <w:szCs w:val="18"/>
+              </w:rPr>
+              <w:t xml:space="preserve">The password set during PostgreSQL installation</w:t>
+            </w:r>
+          </w:p>
+        </w:tc>
+      </w:tr>
+      <w:tr>
+        <w:tc>
+          <w:tcPr>
+            <w:tcW w:w="2000" w:type="dxa"/>
+            <w:shd w:val="clear" w:color="auto" w:fill="F5F7FA"/>
+          </w:tcPr>
+          <w:p>
+            <w:pPr>
+              <w:spacing w:before="60" w:after="60"/>
+              <w:ind w:left="80"/>
+            </w:pPr>
+            <w:r>
+              <w:rPr>
+                <w:rFonts w:ascii="Calibri" w:cs="Calibri" w:eastAsia="Calibri" w:hAnsi="Calibri"/>
+                <w:sz w:val="18"/>
+                <w:szCs w:val="18"/>
+              </w:rPr>
+              <w:t xml:space="preserve">TLS/SSL Mode</w:t>
+            </w:r>
+          </w:p>
+        </w:tc>
+        <w:tc>
+          <w:tcPr>
+            <w:tcW w:w="2800" w:type="dxa"/>
+            <w:shd w:val="clear" w:color="auto" w:fill="F5F7FA"/>
+          </w:tcPr>
+          <w:p>
+            <w:pPr>
+              <w:spacing w:before="60" w:after="60"/>
+              <w:ind w:left="80"/>
+            </w:pPr>
+            <w:r>
+              <w:rPr>
+                <w:rFonts w:ascii="Calibri" w:cs="Calibri" w:eastAsia="Calibri" w:hAnsi="Calibri"/>
+                <w:sz w:val="18"/>
+                <w:szCs w:val="18"/>
+              </w:rPr>
+              <w:t xml:space="preserve">disable</w:t>
+            </w:r>
+          </w:p>
+        </w:tc>
+        <w:tc>
+          <w:tcPr>
+            <w:tcW w:w="4500" w:type="dxa"/>
+            <w:shd w:val="clear" w:color="auto" w:fill="F5F7FA"/>
+          </w:tcPr>
+          <w:p>
+            <w:pPr>
+              <w:spacing w:before="60" w:after="60"/>
+              <w:ind w:left="80"/>
+            </w:pPr>
+            <w:r>
+              <w:rPr>
+                <w:rFonts w:ascii="Calibri" w:cs="Calibri" w:eastAsia="Calibri" w:hAnsi="Calibri"/>
+                <w:sz w:val="18"/>
+                <w:szCs w:val="18"/>
+              </w:rPr>
+              <w:t xml:space="preserve">Portal runs on a private network — TLS not required</w:t>
+            </w:r>
+          </w:p>
+        </w:tc>
+      </w:tr>
+      <w:tr>
+        <w:tc>
+          <w:tcPr>
+            <w:tcW w:w="2000" w:type="dxa"/>
+          </w:tcPr>
+          <w:p>
+            <w:pPr>
+              <w:spacing w:before="60" w:after="60"/>
+              <w:ind w:left="80"/>
+            </w:pPr>
+            <w:r>
+              <w:rPr>
+                <w:rFonts w:ascii="Calibri" w:cs="Calibri" w:eastAsia="Calibri" w:hAnsi="Calibri"/>
+                <w:sz w:val="18"/>
+                <w:szCs w:val="18"/>
+              </w:rPr>
+              <w:t xml:space="preserve">PostgreSQL Version</w:t>
+            </w:r>
+          </w:p>
+        </w:tc>
+        <w:tc>
+          <w:tcPr>
+            <w:tcW w:w="2800" w:type="dxa"/>
+          </w:tcPr>
+          <w:p>
+            <w:pPr>
+              <w:spacing w:before="60" w:after="60"/>
+              <w:ind w:left="80"/>
+            </w:pPr>
+            <w:r>
+              <w:rPr>
+                <w:rFonts w:ascii="Calibri" w:cs="Calibri" w:eastAsia="Calibri" w:hAnsi="Calibri"/>
+                <w:sz w:val="18"/>
+                <w:szCs w:val="18"/>
+              </w:rPr>
+              <w:t xml:space="preserve">16  (or match your installed version)</w:t>
+            </w:r>
+          </w:p>
+        </w:tc>
+        <w:tc>
+          <w:tcPr>
+            <w:tcW w:w="4500" w:type="dxa"/>
+          </w:tcPr>
+          <w:p>
+            <w:pPr>
+              <w:spacing w:before="60" w:after="60"/>
+              <w:ind w:left="80"/>
+            </w:pPr>
+            <w:r>
+              <w:rPr>
+                <w:rFonts w:ascii="Calibri" w:cs="Calibri" w:eastAsia="Calibri" w:hAnsi="Calibri"/>
+                <w:sz w:val="18"/>
+                <w:szCs w:val="18"/>
+              </w:rPr>
+              <w:t xml:space="preserve">Affects query syntax used by Grafana</w:t>
+            </w:r>
+          </w:p>
+        </w:tc>
+      </w:tr>
+      <w:tr>
+        <w:tc>
+          <w:tcPr>
+            <w:tcW w:w="2000" w:type="dxa"/>
+            <w:shd w:val="clear" w:color="auto" w:fill="F5F7FA"/>
+          </w:tcPr>
+          <w:p>
+            <w:pPr>
+              <w:spacing w:before="60" w:after="60"/>
+              <w:ind w:left="80"/>
+            </w:pPr>
+            <w:r>
+              <w:rPr>
+                <w:rFonts w:ascii="Calibri" w:cs="Calibri" w:eastAsia="Calibri" w:hAnsi="Calibri"/>
+                <w:sz w:val="18"/>
+                <w:szCs w:val="18"/>
+              </w:rPr>
+              <w:t xml:space="preserve">Min time interval</w:t>
+            </w:r>
+          </w:p>
+        </w:tc>
+        <w:tc>
+          <w:tcPr>
+            <w:tcW w:w="2800" w:type="dxa"/>
+            <w:shd w:val="clear" w:color="auto" w:fill="F5F7FA"/>
+          </w:tcPr>
+          <w:p>
+            <w:pPr>
+              <w:spacing w:before="60" w:after="60"/>
+              <w:ind w:left="80"/>
+            </w:pPr>
+            <w:r>
+              <w:rPr>
+                <w:rFonts w:ascii="Calibri" w:cs="Calibri" w:eastAsia="Calibri" w:hAnsi="Calibri"/>
+                <w:sz w:val="18"/>
+                <w:szCs w:val="18"/>
+              </w:rPr>
+              <w:t xml:space="preserve">1m</w:t>
+            </w:r>
+          </w:p>
+        </w:tc>
+        <w:tc>
+          <w:tcPr>
+            <w:tcW w:w="4500" w:type="dxa"/>
+            <w:shd w:val="clear" w:color="auto" w:fill="F5F7FA"/>
+          </w:tcPr>
+          <w:p>
+            <w:pPr>
+              <w:spacing w:before="60" w:after="60"/>
+              <w:ind w:left="80"/>
+            </w:pPr>
+            <w:r>
+              <w:rPr>
+                <w:rFonts w:ascii="Calibri" w:cs="Calibri" w:eastAsia="Calibri" w:hAnsi="Calibri"/>
+                <w:sz w:val="18"/>
+                <w:szCs w:val="18"/>
+              </w:rPr>
+              <w:t xml:space="preserve">Leave as default</w:t>
+            </w:r>
+          </w:p>
+        </w:tc>
+      </w:tr>
+    </w:tbl>
+    <w:p>
+      <w:pPr>
+        <w:spacing w:after="80"/>
+      </w:pPr>
+    </w:p>
+    <w:p>
+      <w:pPr>
+        <w:pBdr>
+          <w:left w:val="single" w:color="034EA1" w:sz="16"/>
+        </w:pBdr>
+        <w:shd w:val="clear" w:color="auto" w:fill="F5F7FA"/>
+        <w:spacing w:before="100" w:after="100"/>
+      </w:pPr>
+      <w:r>
+        <w:rPr>
+          <w:rFonts w:ascii="Calibri" w:cs="Calibri" w:eastAsia="Calibri" w:hAnsi="Calibri"/>
+          <w:b/>
+          <w:bCs/>
+          <w:color w:val="034EA1"/>
+          <w:sz w:val="17"/>
+          <w:szCs w:val="17"/>
+        </w:rPr>
+        <w:t xml:space="preserve">NOTE  </w:t>
+      </w:r>
+      <w:r>
+        <w:rPr>
+          <w:rFonts w:ascii="Calibri" w:cs="Calibri" w:eastAsia="Calibri" w:hAnsi="Calibri"/>
+          <w:sz w:val="18"/>
+          <w:szCs w:val="18"/>
+        </w:rPr>
+        <w:t xml:space="preserve">You can use either the postgres superuser or DAR_PORTAL_USER as the Grafana data source user. postgres is simpler for initial setup. DAR_PORTAL_USER has SELECT-only access to portal tables, which is more secure for production. If using DAR_PORTAL_USER, the password is what you set during the install_dar_portal.bat installer.</w:t>
+      </w:r>
+    </w:p>
+    <w:p>
+      <w:pPr>
+        <w:spacing w:after="80"/>
+      </w:pPr>
+    </w:p>
+    <w:p>
+      <w:pPr>
+        <w:spacing w:before="0" w:after="60"/>
+      </w:pPr>
+      <w:r>
+        <w:rPr>
+          <w:rFonts w:ascii="Calibri" w:cs="Calibri" w:eastAsia="Calibri" w:hAnsi="Calibri"/>
+          <w:b/>
+          <w:bCs/>
+          <w:color w:val="034EA1"/>
+          <w:sz w:val="20"/>
+          <w:szCs w:val="20"/>
+        </w:rPr>
+        <w:t xml:space="preserve">Step 5 — Save and Test</w:t>
+      </w:r>
+    </w:p>
+    <w:p>
+      <w:pPr>
+        <w:spacing w:before="0" w:after="60"/>
+      </w:pPr>
+      <w:r>
+        <w:rPr>
+          <w:rFonts w:ascii="Calibri" w:cs="Calibri" w:eastAsia="Calibri" w:hAnsi="Calibri"/>
+          <w:sz w:val="20"/>
+          <w:szCs w:val="20"/>
+        </w:rPr>
+        <w:t xml:space="preserve">Scroll to the bottom of the page and click "Save &amp; test"</w:t>
+      </w:r>
+    </w:p>
+    <w:p>
+      <w:pPr>
+        <w:spacing w:before="0" w:after="60"/>
+      </w:pPr>
+      <w:r>
+        <w:rPr>
+          <w:rFonts w:ascii="Calibri" w:cs="Calibri" w:eastAsia="Calibri" w:hAnsi="Calibri"/>
+          <w:sz w:val="20"/>
+          <w:szCs w:val="20"/>
+        </w:rPr>
+        <w:t xml:space="preserve">Expected result: </w:t>
+      </w:r>
+      <w:r>
+        <w:rPr>
+          <w:rFonts w:ascii="Calibri" w:cs="Calibri" w:eastAsia="Calibri" w:hAnsi="Calibri"/>
+          <w:b/>
+          <w:bCs/>
+          <w:color w:val="059669"/>
+          <w:sz w:val="20"/>
+          <w:szCs w:val="20"/>
+        </w:rPr>
+        <w:t xml:space="preserve">green banner: "Database Connection OK"</w:t>
+      </w:r>
+    </w:p>
+    <w:p>
+      <w:pPr>
+        <w:spacing w:before="0" w:after="100"/>
+      </w:pPr>
+      <w:r>
+        <w:rPr>
+          <w:rFonts w:ascii="Calibri" w:cs="Calibri" w:eastAsia="Calibri" w:hAnsi="Calibri"/>
+          <w:sz w:val="20"/>
+          <w:szCs w:val="20"/>
+        </w:rPr>
+        <w:t xml:space="preserve">If you see a connection error: verify PostgreSQL is running (services.msc → PostgreSQL), the password is correct, and port 5432 is not blocked by firewall.</w:t>
+      </w:r>
+    </w:p>
+    <w:p>
+      <w:pPr>
+        <w:spacing w:before="0" w:after="60"/>
+      </w:pPr>
+      <w:r>
+        <w:rPr>
+          <w:rFonts w:ascii="Calibri" w:cs="Calibri" w:eastAsia="Calibri" w:hAnsi="Calibri"/>
+          <w:b/>
+          <w:bCs/>
+          <w:color w:val="034EA1"/>
+          <w:sz w:val="20"/>
+          <w:szCs w:val="20"/>
+        </w:rPr>
+        <w:t xml:space="preserve">Step 6 — Import Grafana Dashboards</w:t>
+      </w:r>
+    </w:p>
+    <w:p>
+      <w:pPr>
+        <w:spacing w:before="0" w:after="60"/>
+      </w:pPr>
+      <w:r>
+        <w:rPr>
+          <w:rFonts w:ascii="Calibri" w:cs="Calibri" w:eastAsia="Calibri" w:hAnsi="Calibri"/>
+          <w:sz w:val="20"/>
+          <w:szCs w:val="20"/>
+        </w:rPr>
+        <w:t xml:space="preserve">After the data source is saved, run the dashboard import script from the DAR Portal folder:</w:t>
+      </w:r>
+    </w:p>
+    <w:p>
+      <w:pPr>
+        <w:pBdr>
+          <w:left w:val="single" w:color="034EA1" w:sz="12"/>
+        </w:pBdr>
+        <w:shd w:val="clear" w:color="auto" w:fill="EEF2FF"/>
+        <w:spacing w:before="0" w:after="60"/>
+      </w:pPr>
+      <w:r>
+        <w:rPr>
+          <w:rFonts w:ascii="Courier New" w:cs="Courier New" w:eastAsia="Courier New" w:hAnsi="Courier New"/>
+          <w:sz w:val="20"/>
+          <w:szCs w:val="20"/>
+        </w:rPr>
+        <w:t xml:space="preserve">py bulk_import.py</w:t>
+      </w:r>
+    </w:p>
+    <w:p>
+      <w:pPr>
+        <w:spacing w:before="0" w:after="100"/>
+      </w:pPr>
+      <w:r>
+        <w:rPr>
+          <w:rFonts w:ascii="Calibri" w:cs="Calibri" w:eastAsia="Calibri" w:hAnsi="Calibri"/>
+          <w:sz w:val="20"/>
+          <w:szCs w:val="20"/>
+        </w:rPr>
+        <w:t xml:space="preserve">This imports all 50+ Grafana dashboards automatically. You do not need to import dashboards manually through the Grafana UI.</w:t>
+      </w:r>
+    </w:p>
+    <w:p>
+      <w:pPr>
+        <w:pBdr>
+          <w:left w:val="single" w:color="034EA1" w:sz="16"/>
+        </w:pBdr>
+        <w:shd w:val="clear" w:color="auto" w:fill="F5F7FA"/>
+        <w:spacing w:before="100" w:after="100"/>
+      </w:pPr>
+      <w:r>
+        <w:rPr>
+          <w:rFonts w:ascii="Calibri" w:cs="Calibri" w:eastAsia="Calibri" w:hAnsi="Calibri"/>
+          <w:b/>
+          <w:bCs/>
+          <w:color w:val="034EA1"/>
+          <w:sz w:val="17"/>
+          <w:szCs w:val="17"/>
+        </w:rPr>
+        <w:t xml:space="preserve">NOTE  </w:t>
+      </w:r>
+      <w:r>
+        <w:rPr>
+          <w:rFonts w:ascii="Calibri" w:cs="Calibri" w:eastAsia="Calibri" w:hAnsi="Calibri"/>
+          <w:sz w:val="18"/>
+          <w:szCs w:val="18"/>
+        </w:rPr>
+        <w:t xml:space="preserve">The bulk_import.py script reads the Grafana URL and admin credentials from config\settings.yaml (grafana section). Verify those values match your Grafana installation before running.</w:t>
+      </w:r>
+    </w:p>
+    <w:p>
+      <w:pPr>
+        <w:spacing w:after="120"/>
+      </w:pPr>
+    </w:p>
+    <w:p/>
+    <w:p>
+      <w:pPr>
+        <w:pStyle w:val="Heading2"/>
+        <w:pBdr>
+          <w:bottom w:val="single" w:color="00B38C" w:sz="4"/>
+        </w:pBdr>
+        <w:spacing w:after="100" w:before="280"/>
+      </w:pPr>
+      <w:r>
+        <w:rPr>
+          <w:rFonts w:ascii="Calibri" w:cs="Calibri" w:eastAsia="Calibri" w:hAnsi="Calibri"/>
+          <w:b/>
+          <w:bCs/>
+          <w:color w:val="034EA1"/>
+          <w:sz w:val="26"/>
+          <w:szCs w:val="26"/>
+        </w:rPr>
+        <w:t xml:space="preserve">2.4 NSSM — Windows Service Manager</w:t>
       </w:r>
     </w:p>
     <w:p>
@@ -2593,7 +3609,7 @@
           <w:sz w:val="20"/>
           <w:szCs w:val="20"/>
         </w:rPr>
-        <w:t xml:space="preserve">Grafana UI → Connections → Data sources → Add → PostgreSQL</w:t>
+        <w:t xml:space="preserve">Download NSSM from the official NSSM website</w:t>
       </w:r>
     </w:p>
     <w:p>
@@ -2611,81 +3627,6 @@
           <w:sz w:val="20"/>
           <w:szCs w:val="20"/>
         </w:rPr>
-        <w:t xml:space="preserve">Name: AWR_Parser_PG  |  Host: localhost:5432  |  Database: postgres</w:t>
-      </w:r>
-    </w:p>
-    <w:p>
-      <w:pPr>
-        <w:pStyle w:val="ListParagraph"/>
-        <w:numPr>
-          <w:ilvl w:val="0"/>
-          <w:numId w:val="1"/>
-        </w:numPr>
-        <w:spacing w:after="60"/>
-      </w:pPr>
-      <w:r>
-        <w:rPr>
-          <w:rFonts w:ascii="Calibri" w:cs="Calibri" w:eastAsia="Calibri" w:hAnsi="Calibri"/>
-          <w:sz w:val="20"/>
-          <w:szCs w:val="20"/>
-        </w:rPr>
-        <w:t xml:space="preserve">User: postgres  |  TLS/SSL Mode: disable  |  Click Save &amp; Test</w:t>
-      </w:r>
-    </w:p>
-    <w:p/>
-    <w:p>
-      <w:pPr>
-        <w:pStyle w:val="Heading2"/>
-        <w:pBdr>
-          <w:bottom w:val="single" w:color="00B38C" w:sz="4"/>
-        </w:pBdr>
-        <w:spacing w:after="100" w:before="280"/>
-      </w:pPr>
-      <w:r>
-        <w:rPr>
-          <w:rFonts w:ascii="Calibri" w:cs="Calibri" w:eastAsia="Calibri" w:hAnsi="Calibri"/>
-          <w:b/>
-          <w:bCs/>
-          <w:color w:val="034EA1"/>
-          <w:sz w:val="26"/>
-          <w:szCs w:val="26"/>
-        </w:rPr>
-        <w:t xml:space="preserve">2.4 NSSM — Windows Service Manager</w:t>
-      </w:r>
-    </w:p>
-    <w:p>
-      <w:pPr>
-        <w:pStyle w:val="ListParagraph"/>
-        <w:numPr>
-          <w:ilvl w:val="0"/>
-          <w:numId w:val="1"/>
-        </w:numPr>
-        <w:spacing w:after="60"/>
-      </w:pPr>
-      <w:r>
-        <w:rPr>
-          <w:rFonts w:ascii="Calibri" w:cs="Calibri" w:eastAsia="Calibri" w:hAnsi="Calibri"/>
-          <w:sz w:val="20"/>
-          <w:szCs w:val="20"/>
-        </w:rPr>
-        <w:t xml:space="preserve">Download NSSM from the official NSSM website</w:t>
-      </w:r>
-    </w:p>
-    <w:p>
-      <w:pPr>
-        <w:pStyle w:val="ListParagraph"/>
-        <w:numPr>
-          <w:ilvl w:val="0"/>
-          <w:numId w:val="1"/>
-        </w:numPr>
-        <w:spacing w:after="60"/>
-      </w:pPr>
-      <w:r>
-        <w:rPr>
-          <w:rFonts w:ascii="Calibri" w:cs="Calibri" w:eastAsia="Calibri" w:hAnsi="Calibri"/>
-          <w:sz w:val="20"/>
-          <w:szCs w:val="20"/>
-        </w:rPr>
         <w:t xml:space="preserve">Extract nssm.exe (64-bit) to: &lt;project&gt;\tools\nssm.exe</w:t>
       </w:r>
     </w:p>
@@ -2911,9 +3852,9 @@
         <w:tblW w:type="dxa" w:w="9300"/>
         <w:tblBorders>
           <w:top w:val="single" w:color="auto" w:sz="4"/>
-          <w:left w:val="single" w:color="auto" w:sz="4"/>
+          <w:start w:val="single" w:color="auto" w:sz="4"/>
           <w:bottom w:val="single" w:color="auto" w:sz="4"/>
-          <w:right w:val="single" w:color="auto" w:sz="4"/>
+          <w:end w:val="single" w:color="auto" w:sz="4"/>
           <w:insideH w:val="single" w:color="auto" w:sz="4"/>
           <w:insideV w:val="single" w:color="auto" w:sz="4"/>
         </w:tblBorders>
@@ -3479,9 +4420,9 @@
         <w:tblW w:type="dxa" w:w="9300"/>
         <w:tblBorders>
           <w:top w:val="single" w:color="auto" w:sz="4"/>
-          <w:left w:val="single" w:color="auto" w:sz="4"/>
+          <w:start w:val="single" w:color="auto" w:sz="4"/>
           <w:bottom w:val="single" w:color="auto" w:sz="4"/>
-          <w:right w:val="single" w:color="auto" w:sz="4"/>
+          <w:end w:val="single" w:color="auto" w:sz="4"/>
           <w:insideH w:val="single" w:color="auto" w:sz="4"/>
           <w:insideV w:val="single" w:color="auto" w:sz="4"/>
         </w:tblBorders>
@@ -4203,9 +5144,9 @@
         <w:tblW w:type="dxa" w:w="9300"/>
         <w:tblBorders>
           <w:top w:val="single" w:color="auto" w:sz="4"/>
-          <w:left w:val="single" w:color="auto" w:sz="4"/>
+          <w:start w:val="single" w:color="auto" w:sz="4"/>
           <w:bottom w:val="single" w:color="auto" w:sz="4"/>
-          <w:right w:val="single" w:color="auto" w:sz="4"/>
+          <w:end w:val="single" w:color="auto" w:sz="4"/>
           <w:insideH w:val="single" w:color="auto" w:sz="4"/>
           <w:insideV w:val="single" w:color="auto" w:sz="4"/>
         </w:tblBorders>
@@ -5162,9 +6103,9 @@
         <w:tblW w:type="dxa" w:w="9300"/>
         <w:tblBorders>
           <w:top w:val="single" w:color="auto" w:sz="4"/>
-          <w:left w:val="single" w:color="auto" w:sz="4"/>
+          <w:start w:val="single" w:color="auto" w:sz="4"/>
           <w:bottom w:val="single" w:color="auto" w:sz="4"/>
-          <w:right w:val="single" w:color="auto" w:sz="4"/>
+          <w:end w:val="single" w:color="auto" w:sz="4"/>
           <w:insideH w:val="single" w:color="auto" w:sz="4"/>
           <w:insideV w:val="single" w:color="auto" w:sz="4"/>
         </w:tblBorders>
@@ -6233,9 +7174,9 @@
         <w:tblW w:type="dxa" w:w="9300"/>
         <w:tblBorders>
           <w:top w:val="single" w:color="auto" w:sz="4"/>
-          <w:left w:val="single" w:color="auto" w:sz="4"/>
+          <w:start w:val="single" w:color="auto" w:sz="4"/>
           <w:bottom w:val="single" w:color="auto" w:sz="4"/>
-          <w:right w:val="single" w:color="auto" w:sz="4"/>
+          <w:end w:val="single" w:color="auto" w:sz="4"/>
           <w:insideH w:val="single" w:color="auto" w:sz="4"/>
           <w:insideV w:val="single" w:color="auto" w:sz="4"/>
         </w:tblBorders>
@@ -6820,9 +7761,9 @@
         <w:tblW w:type="dxa" w:w="9300"/>
         <w:tblBorders>
           <w:top w:val="single" w:color="auto" w:sz="4"/>
-          <w:left w:val="single" w:color="auto" w:sz="4"/>
+          <w:start w:val="single" w:color="auto" w:sz="4"/>
           <w:bottom w:val="single" w:color="auto" w:sz="4"/>
-          <w:right w:val="single" w:color="auto" w:sz="4"/>
+          <w:end w:val="single" w:color="auto" w:sz="4"/>
           <w:insideH w:val="single" w:color="auto" w:sz="4"/>
           <w:insideV w:val="single" w:color="auto" w:sz="4"/>
         </w:tblBorders>
@@ -7377,9 +8318,9 @@
         <w:tblW w:type="dxa" w:w="9300"/>
         <w:tblBorders>
           <w:top w:val="single" w:color="auto" w:sz="4"/>
-          <w:left w:val="single" w:color="auto" w:sz="4"/>
+          <w:start w:val="single" w:color="auto" w:sz="4"/>
           <w:bottom w:val="single" w:color="auto" w:sz="4"/>
-          <w:right w:val="single" w:color="auto" w:sz="4"/>
+          <w:end w:val="single" w:color="auto" w:sz="4"/>
           <w:insideH w:val="single" w:color="auto" w:sz="4"/>
           <w:insideV w:val="single" w:color="auto" w:sz="4"/>
         </w:tblBorders>
@@ -7923,9 +8864,9 @@
         <w:tblW w:type="dxa" w:w="9300"/>
         <w:tblBorders>
           <w:top w:val="single" w:color="auto" w:sz="4"/>
-          <w:left w:val="single" w:color="auto" w:sz="4"/>
+          <w:start w:val="single" w:color="auto" w:sz="4"/>
           <w:bottom w:val="single" w:color="auto" w:sz="4"/>
-          <w:right w:val="single" w:color="auto" w:sz="4"/>
+          <w:end w:val="single" w:color="auto" w:sz="4"/>
           <w:insideH w:val="single" w:color="auto" w:sz="4"/>
           <w:insideV w:val="single" w:color="auto" w:sz="4"/>
         </w:tblBorders>
@@ -8495,9 +9436,9 @@
         <w:tblW w:type="dxa" w:w="9300"/>
         <w:tblBorders>
           <w:top w:val="single" w:color="auto" w:sz="4"/>
-          <w:left w:val="single" w:color="auto" w:sz="4"/>
+          <w:start w:val="single" w:color="auto" w:sz="4"/>
           <w:bottom w:val="single" w:color="auto" w:sz="4"/>
-          <w:right w:val="single" w:color="auto" w:sz="4"/>
+          <w:end w:val="single" w:color="auto" w:sz="4"/>
           <w:insideH w:val="single" w:color="auto" w:sz="4"/>
           <w:insideV w:val="single" w:color="auto" w:sz="4"/>
         </w:tblBorders>
@@ -8914,9 +9855,9 @@
         <w:tblW w:type="dxa" w:w="9300"/>
         <w:tblBorders>
           <w:top w:val="single" w:color="auto" w:sz="4"/>
-          <w:left w:val="single" w:color="auto" w:sz="4"/>
+          <w:start w:val="single" w:color="auto" w:sz="4"/>
           <w:bottom w:val="single" w:color="auto" w:sz="4"/>
-          <w:right w:val="single" w:color="auto" w:sz="4"/>
+          <w:end w:val="single" w:color="auto" w:sz="4"/>
           <w:insideH w:val="single" w:color="auto" w:sz="4"/>
           <w:insideV w:val="single" w:color="auto" w:sz="4"/>
         </w:tblBorders>
@@ -9226,9 +10167,9 @@
         <w:tblW w:type="dxa" w:w="9300"/>
         <w:tblBorders>
           <w:top w:val="single" w:color="auto" w:sz="4"/>
-          <w:left w:val="single" w:color="auto" w:sz="4"/>
+          <w:start w:val="single" w:color="auto" w:sz="4"/>
           <w:bottom w:val="single" w:color="auto" w:sz="4"/>
-          <w:right w:val="single" w:color="auto" w:sz="4"/>
+          <w:end w:val="single" w:color="auto" w:sz="4"/>
           <w:insideH w:val="single" w:color="auto" w:sz="4"/>
           <w:insideV w:val="single" w:color="auto" w:sz="4"/>
         </w:tblBorders>
